--- a/ProjectBackend/Technical Documentation.docx
+++ b/ProjectBackend/Technical Documentation.docx
@@ -2,6 +2,314 @@
 <file path=word/document.xml><?xml version="1.0" encoding="utf-8"?>
 <w:document xmlns:wpc="http://schemas.microsoft.com/office/word/2010/wordprocessingCanvas" xmlns:cx="http://schemas.microsoft.com/office/drawing/2014/chartex" xmlns:cx1="http://schemas.microsoft.com/office/drawing/2015/9/8/chartex" xmlns:cx2="http://schemas.microsoft.com/office/drawing/2015/10/21/chartex" xmlns:cx3="http://schemas.microsoft.com/office/drawing/2016/5/9/chartex" xmlns:cx4="http://schemas.microsoft.com/office/drawing/2016/5/10/chartex" xmlns:cx5="http://schemas.microsoft.com/office/drawing/2016/5/11/chartex" xmlns:cx6="http://schemas.microsoft.com/office/drawing/2016/5/12/chartex" xmlns:cx7="http://schemas.microsoft.com/office/drawing/2016/5/13/chartex" xmlns:cx8="http://schemas.microsoft.com/office/drawing/2016/5/14/chartex" xmlns:mc="http://schemas.openxmlformats.org/markup-compatibility/2006" xmlns:aink="http://schemas.microsoft.com/office/drawing/2016/ink" xmlns:am3d="http://schemas.microsoft.com/office/drawing/2017/model3d" xmlns:o="urn:schemas-microsoft-com:office:office" xmlns:oel="http://schemas.microsoft.com/office/2019/extlst" xmlns:r="http://schemas.openxmlformats.org/officeDocument/2006/relationships" xmlns:m="http://schemas.openxmlformats.org/officeDocument/2006/math" xmlns:v="urn:schemas-microsoft-com:vml" xmlns:wp14="http://schemas.microsoft.com/office/word/2010/wordprocessingDrawing" xmlns:wp="http://schemas.openxmlformats.org/drawingml/2006/wordprocessingDrawing" xmlns:w10="urn:schemas-microsoft-com:office:word" xmlns:w="http://schemas.openxmlformats.org/wordprocessingml/2006/main" xmlns:w14="http://schemas.microsoft.com/office/word/2010/wordml" xmlns:w15="http://schemas.microsoft.com/office/word/2012/wordml" xmlns:w16cex="http://schemas.microsoft.com/office/word/2018/wordml/cex" xmlns:w16cid="http://schemas.microsoft.com/office/word/2016/wordml/cid" xmlns:w16="http://schemas.microsoft.com/office/word/2018/wordml" xmlns:w16du="http://schemas.microsoft.com/office/word/2023/wordml/word16du" xmlns:w16sdtdh="http://schemas.microsoft.com/office/word/2020/wordml/sdtdatahash" xmlns:w16se="http://schemas.microsoft.com/office/word/2015/wordml/symex" xmlns:wpg="http://schemas.microsoft.com/office/word/2010/wordprocessingGroup" xmlns:wpi="http://schemas.microsoft.com/office/word/2010/wordprocessingInk" xmlns:wne="http://schemas.microsoft.com/office/word/2006/wordml" xmlns:wps="http://schemas.microsoft.com/office/word/2010/wordprocessingShape" mc:Ignorable="w14 w15 w16se w16cid w16 w16cex w16sdtdh w16du wp14">
   <w:body>
+    <w:p>
+      <w:r>
+        <w:t>This are the following this you need to create and integrate RESTful API into your project:</w:t>
+      </w:r>
+    </w:p>
+    <w:p>
+      <w:pPr>
+        <w:pStyle w:val="ListParagraph"/>
+        <w:numPr>
+          <w:ilvl w:val="0"/>
+          <w:numId w:val="1"/>
+        </w:numPr>
+      </w:pPr>
+      <w:r>
+        <w:t>Project Setup</w:t>
+      </w:r>
+    </w:p>
+    <w:p>
+      <w:pPr>
+        <w:pStyle w:val="ListParagraph"/>
+        <w:numPr>
+          <w:ilvl w:val="1"/>
+          <w:numId w:val="1"/>
+        </w:numPr>
+      </w:pPr>
+      <w:r>
+        <w:t xml:space="preserve">Create an AWS account </w:t>
+      </w:r>
+    </w:p>
+    <w:p>
+      <w:pPr>
+        <w:pStyle w:val="ListParagraph"/>
+        <w:numPr>
+          <w:ilvl w:val="2"/>
+          <w:numId w:val="1"/>
+        </w:numPr>
+      </w:pPr>
+      <w:r>
+        <w:t xml:space="preserve">Create a file storage system with the </w:t>
+      </w:r>
+      <w:proofErr w:type="spellStart"/>
+      <w:r>
+        <w:t>aws</w:t>
+      </w:r>
+      <w:proofErr w:type="spellEnd"/>
+      <w:r>
+        <w:t xml:space="preserve"> s3( this will help to create a bucket for you file storage)</w:t>
+      </w:r>
+    </w:p>
+    <w:p>
+      <w:pPr>
+        <w:pStyle w:val="ListParagraph"/>
+        <w:numPr>
+          <w:ilvl w:val="2"/>
+          <w:numId w:val="1"/>
+        </w:numPr>
+      </w:pPr>
+      <w:r>
+        <w:t xml:space="preserve">Create a cloud database with the </w:t>
+      </w:r>
+      <w:proofErr w:type="spellStart"/>
+      <w:r>
+        <w:t>aws</w:t>
+      </w:r>
+      <w:proofErr w:type="spellEnd"/>
+      <w:r>
+        <w:t xml:space="preserve"> </w:t>
+      </w:r>
+      <w:proofErr w:type="spellStart"/>
+      <w:r>
+        <w:t>rds</w:t>
+      </w:r>
+      <w:proofErr w:type="spellEnd"/>
+      <w:r>
+        <w:t xml:space="preserve"> and </w:t>
+      </w:r>
+      <w:proofErr w:type="spellStart"/>
+      <w:r>
+        <w:t>postgresql</w:t>
+      </w:r>
+      <w:proofErr w:type="spellEnd"/>
+      <w:r>
+        <w:t>( this will help with the cloud server and the cloud database)</w:t>
+      </w:r>
+    </w:p>
+    <w:p>
+      <w:pPr>
+        <w:pStyle w:val="ListParagraph"/>
+        <w:numPr>
+          <w:ilvl w:val="1"/>
+          <w:numId w:val="1"/>
+        </w:numPr>
+      </w:pPr>
+      <w:r>
+        <w:t xml:space="preserve">Install Required Packages- </w:t>
+      </w:r>
+      <w:proofErr w:type="gramStart"/>
+      <w:r>
+        <w:t>This following packages</w:t>
+      </w:r>
+      <w:proofErr w:type="gramEnd"/>
+      <w:r>
+        <w:t xml:space="preserve"> will help you with the required frameworks you need in REST API.</w:t>
+      </w:r>
+    </w:p>
+    <w:p>
+      <w:pPr>
+        <w:pStyle w:val="ListParagraph"/>
+        <w:numPr>
+          <w:ilvl w:val="2"/>
+          <w:numId w:val="1"/>
+        </w:numPr>
+      </w:pPr>
+      <w:r>
+        <w:t xml:space="preserve">pip install </w:t>
+      </w:r>
+      <w:proofErr w:type="spellStart"/>
+      <w:r>
+        <w:t>djangorestframework-simplejwt</w:t>
+      </w:r>
+      <w:proofErr w:type="spellEnd"/>
+    </w:p>
+    <w:p>
+      <w:pPr>
+        <w:pStyle w:val="ListParagraph"/>
+        <w:numPr>
+          <w:ilvl w:val="2"/>
+          <w:numId w:val="1"/>
+        </w:numPr>
+      </w:pPr>
+      <w:r>
+        <w:t xml:space="preserve">pip install </w:t>
+      </w:r>
+      <w:proofErr w:type="spellStart"/>
+      <w:r>
+        <w:t>django</w:t>
+      </w:r>
+      <w:proofErr w:type="spellEnd"/>
+    </w:p>
+    <w:p>
+      <w:pPr>
+        <w:pStyle w:val="ListParagraph"/>
+        <w:numPr>
+          <w:ilvl w:val="2"/>
+          <w:numId w:val="1"/>
+        </w:numPr>
+      </w:pPr>
+      <w:r>
+        <w:t xml:space="preserve">pip install </w:t>
+      </w:r>
+      <w:proofErr w:type="spellStart"/>
+      <w:r>
+        <w:t>django</w:t>
+      </w:r>
+      <w:proofErr w:type="spellEnd"/>
+      <w:r>
+        <w:t>-storages</w:t>
+      </w:r>
+    </w:p>
+    <w:p>
+      <w:pPr>
+        <w:pStyle w:val="ListParagraph"/>
+        <w:numPr>
+          <w:ilvl w:val="2"/>
+          <w:numId w:val="1"/>
+        </w:numPr>
+      </w:pPr>
+      <w:r>
+        <w:t>pip install psycopg2</w:t>
+      </w:r>
+    </w:p>
+    <w:p>
+      <w:pPr>
+        <w:pStyle w:val="ListParagraph"/>
+        <w:numPr>
+          <w:ilvl w:val="2"/>
+          <w:numId w:val="1"/>
+        </w:numPr>
+      </w:pPr>
+      <w:r>
+        <w:t>pip install boto3</w:t>
+      </w:r>
+    </w:p>
+    <w:p>
+      <w:pPr>
+        <w:pStyle w:val="ListParagraph"/>
+        <w:numPr>
+          <w:ilvl w:val="2"/>
+          <w:numId w:val="1"/>
+        </w:numPr>
+      </w:pPr>
+      <w:r>
+        <w:t>pip install pillow</w:t>
+      </w:r>
+    </w:p>
+    <w:p>
+      <w:pPr>
+        <w:pStyle w:val="ListParagraph"/>
+        <w:numPr>
+          <w:ilvl w:val="2"/>
+          <w:numId w:val="1"/>
+        </w:numPr>
+      </w:pPr>
+      <w:r>
+        <w:t xml:space="preserve">pip install </w:t>
+      </w:r>
+      <w:proofErr w:type="spellStart"/>
+      <w:r>
+        <w:t>djangorestframework</w:t>
+      </w:r>
+      <w:proofErr w:type="spellEnd"/>
+    </w:p>
+    <w:p>
+      <w:pPr>
+        <w:pStyle w:val="ListParagraph"/>
+        <w:numPr>
+          <w:ilvl w:val="1"/>
+          <w:numId w:val="1"/>
+        </w:numPr>
+      </w:pPr>
+      <w:r>
+        <w:t>Configuration</w:t>
+      </w:r>
+    </w:p>
+    <w:p>
+      <w:pPr>
+        <w:pStyle w:val="ListParagraph"/>
+        <w:numPr>
+          <w:ilvl w:val="1"/>
+          <w:numId w:val="1"/>
+        </w:numPr>
+      </w:pPr>
+      <w:r>
+        <w:t>Implementation</w:t>
+      </w:r>
+    </w:p>
+    <w:p>
+      <w:pPr>
+        <w:pStyle w:val="ListParagraph"/>
+        <w:numPr>
+          <w:ilvl w:val="1"/>
+          <w:numId w:val="1"/>
+        </w:numPr>
+      </w:pPr>
+      <w:r>
+        <w:t>Schemas &amp; Diagrams</w:t>
+      </w:r>
+    </w:p>
+    <w:p>
+      <w:pPr>
+        <w:pStyle w:val="ListParagraph"/>
+        <w:numPr>
+          <w:ilvl w:val="1"/>
+          <w:numId w:val="1"/>
+        </w:numPr>
+      </w:pPr>
+      <w:r>
+        <w:t>Security Considerations</w:t>
+      </w:r>
+    </w:p>
+    <w:p>
+      <w:pPr>
+        <w:pStyle w:val="ListParagraph"/>
+        <w:numPr>
+          <w:ilvl w:val="1"/>
+          <w:numId w:val="1"/>
+        </w:numPr>
+      </w:pPr>
+      <w:r>
+        <w:t>Error Handling and Validation</w:t>
+      </w:r>
+    </w:p>
+    <w:p>
+      <w:pPr>
+        <w:pStyle w:val="ListParagraph"/>
+        <w:numPr>
+          <w:ilvl w:val="1"/>
+          <w:numId w:val="1"/>
+        </w:numPr>
+      </w:pPr>
+      <w:r>
+        <w:t>Testing</w:t>
+      </w:r>
+    </w:p>
+    <w:p>
+      <w:pPr>
+        <w:pStyle w:val="ListParagraph"/>
+        <w:numPr>
+          <w:ilvl w:val="1"/>
+          <w:numId w:val="1"/>
+        </w:numPr>
+      </w:pPr>
+      <w:r>
+        <w:t>Deployment Considerations</w:t>
+      </w:r>
+    </w:p>
+    <w:p>
+      <w:pPr>
+        <w:pStyle w:val="ListParagraph"/>
+        <w:numPr>
+          <w:ilvl w:val="1"/>
+          <w:numId w:val="1"/>
+        </w:numPr>
+      </w:pPr>
+      <w:r>
+        <w:t>Conclusion</w:t>
+      </w:r>
+    </w:p>
     <w:p/>
     <w:sectPr>
       <w:pgSz w:w="12240" w:h="15840"/>
@@ -11,6 +319,103 @@
     </w:sectPr>
   </w:body>
 </w:document>
+</file>
+
+<file path=word/numbering.xml><?xml version="1.0" encoding="utf-8"?>
+<w:numbering xmlns:wpc="http://schemas.microsoft.com/office/word/2010/wordprocessingCanvas" xmlns:cx="http://schemas.microsoft.com/office/drawing/2014/chartex" xmlns:cx1="http://schemas.microsoft.com/office/drawing/2015/9/8/chartex" xmlns:cx2="http://schemas.microsoft.com/office/drawing/2015/10/21/chartex" xmlns:cx3="http://schemas.microsoft.com/office/drawing/2016/5/9/chartex" xmlns:cx4="http://schemas.microsoft.com/office/drawing/2016/5/10/chartex" xmlns:cx5="http://schemas.microsoft.com/office/drawing/2016/5/11/chartex" xmlns:cx6="http://schemas.microsoft.com/office/drawing/2016/5/12/chartex" xmlns:cx7="http://schemas.microsoft.com/office/drawing/2016/5/13/chartex" xmlns:cx8="http://schemas.microsoft.com/office/drawing/2016/5/14/chartex" xmlns:mc="http://schemas.openxmlformats.org/markup-compatibility/2006" xmlns:aink="http://schemas.microsoft.com/office/drawing/2016/ink" xmlns:am3d="http://schemas.microsoft.com/office/drawing/2017/model3d" xmlns:o="urn:schemas-microsoft-com:office:office" xmlns:oel="http://schemas.microsoft.com/office/2019/extlst" xmlns:r="http://schemas.openxmlformats.org/officeDocument/2006/relationships" xmlns:m="http://schemas.openxmlformats.org/officeDocument/2006/math" xmlns:v="urn:schemas-microsoft-com:vml" xmlns:wp14="http://schemas.microsoft.com/office/word/2010/wordprocessingDrawing" xmlns:wp="http://schemas.openxmlformats.org/drawingml/2006/wordprocessingDrawing" xmlns:w10="urn:schemas-microsoft-com:office:word" xmlns:w="http://schemas.openxmlformats.org/wordprocessingml/2006/main" xmlns:w14="http://schemas.microsoft.com/office/word/2010/wordml" xmlns:w15="http://schemas.microsoft.com/office/word/2012/wordml" xmlns:w16cex="http://schemas.microsoft.com/office/word/2018/wordml/cex" xmlns:w16cid="http://schemas.microsoft.com/office/word/2016/wordml/cid" xmlns:w16="http://schemas.microsoft.com/office/word/2018/wordml" xmlns:w16du="http://schemas.microsoft.com/office/word/2023/wordml/word16du" xmlns:w16sdtdh="http://schemas.microsoft.com/office/word/2020/wordml/sdtdatahash" xmlns:w16se="http://schemas.microsoft.com/office/word/2015/wordml/symex" xmlns:wpg="http://schemas.microsoft.com/office/word/2010/wordprocessingGroup" xmlns:wpi="http://schemas.microsoft.com/office/word/2010/wordprocessingInk" xmlns:wne="http://schemas.microsoft.com/office/word/2006/wordml" xmlns:wps="http://schemas.microsoft.com/office/word/2010/wordprocessingShape" mc:Ignorable="w14 w15 w16se w16cid w16 w16cex w16sdtdh w16du wp14">
+  <w:abstractNum w:abstractNumId="0" w15:restartNumberingAfterBreak="0">
+    <w:nsid w:val="124053B5"/>
+    <w:multiLevelType w:val="hybridMultilevel"/>
+    <w:tmpl w:val="A5DC5B28"/>
+    <w:lvl w:ilvl="0" w:tplc="0409000F">
+      <w:start w:val="1"/>
+      <w:numFmt w:val="decimal"/>
+      <w:lvlText w:val="%1."/>
+      <w:lvlJc w:val="left"/>
+      <w:pPr>
+        <w:ind w:left="720" w:hanging="360"/>
+      </w:pPr>
+      <w:rPr>
+        <w:rFonts w:hint="default"/>
+      </w:rPr>
+    </w:lvl>
+    <w:lvl w:ilvl="1" w:tplc="04090019">
+      <w:start w:val="1"/>
+      <w:numFmt w:val="lowerLetter"/>
+      <w:lvlText w:val="%2."/>
+      <w:lvlJc w:val="left"/>
+      <w:pPr>
+        <w:ind w:left="1440" w:hanging="360"/>
+      </w:pPr>
+    </w:lvl>
+    <w:lvl w:ilvl="2" w:tplc="0409001B">
+      <w:start w:val="1"/>
+      <w:numFmt w:val="lowerRoman"/>
+      <w:lvlText w:val="%3."/>
+      <w:lvlJc w:val="right"/>
+      <w:pPr>
+        <w:ind w:left="2160" w:hanging="180"/>
+      </w:pPr>
+    </w:lvl>
+    <w:lvl w:ilvl="3" w:tplc="0409000F" w:tentative="1">
+      <w:start w:val="1"/>
+      <w:numFmt w:val="decimal"/>
+      <w:lvlText w:val="%4."/>
+      <w:lvlJc w:val="left"/>
+      <w:pPr>
+        <w:ind w:left="2880" w:hanging="360"/>
+      </w:pPr>
+    </w:lvl>
+    <w:lvl w:ilvl="4" w:tplc="04090019" w:tentative="1">
+      <w:start w:val="1"/>
+      <w:numFmt w:val="lowerLetter"/>
+      <w:lvlText w:val="%5."/>
+      <w:lvlJc w:val="left"/>
+      <w:pPr>
+        <w:ind w:left="3600" w:hanging="360"/>
+      </w:pPr>
+    </w:lvl>
+    <w:lvl w:ilvl="5" w:tplc="0409001B" w:tentative="1">
+      <w:start w:val="1"/>
+      <w:numFmt w:val="lowerRoman"/>
+      <w:lvlText w:val="%6."/>
+      <w:lvlJc w:val="right"/>
+      <w:pPr>
+        <w:ind w:left="4320" w:hanging="180"/>
+      </w:pPr>
+    </w:lvl>
+    <w:lvl w:ilvl="6" w:tplc="0409000F" w:tentative="1">
+      <w:start w:val="1"/>
+      <w:numFmt w:val="decimal"/>
+      <w:lvlText w:val="%7."/>
+      <w:lvlJc w:val="left"/>
+      <w:pPr>
+        <w:ind w:left="5040" w:hanging="360"/>
+      </w:pPr>
+    </w:lvl>
+    <w:lvl w:ilvl="7" w:tplc="04090019" w:tentative="1">
+      <w:start w:val="1"/>
+      <w:numFmt w:val="lowerLetter"/>
+      <w:lvlText w:val="%8."/>
+      <w:lvlJc w:val="left"/>
+      <w:pPr>
+        <w:ind w:left="5760" w:hanging="360"/>
+      </w:pPr>
+    </w:lvl>
+    <w:lvl w:ilvl="8" w:tplc="0409001B" w:tentative="1">
+      <w:start w:val="1"/>
+      <w:numFmt w:val="lowerRoman"/>
+      <w:lvlText w:val="%9."/>
+      <w:lvlJc w:val="right"/>
+      <w:pPr>
+        <w:ind w:left="6480" w:hanging="180"/>
+      </w:pPr>
+    </w:lvl>
+  </w:abstractNum>
+  <w:num w:numId="1" w16cid:durableId="2059235410">
+    <w:abstractNumId w:val="0"/>
+  </w:num>
+</w:numbering>
 </file>
 
 <file path=word/styles.xml><?xml version="1.0" encoding="utf-8"?>
@@ -413,6 +818,7 @@
   <w:style w:type="paragraph" w:default="1" w:styleId="Normal">
     <w:name w:val="Normal"/>
     <w:qFormat/>
+    <w:rsid w:val="00D0769D"/>
   </w:style>
   <w:style w:type="paragraph" w:styleId="Heading1">
     <w:name w:val="heading 1"/>

--- a/ProjectBackend/Technical Documentation.docx
+++ b/ProjectBackend/Technical Documentation.docx
@@ -30,6 +30,9 @@
       <w:r>
         <w:t xml:space="preserve">Create an AWS account </w:t>
       </w:r>
+      <w:r>
+        <w:t>and set up the following</w:t>
+      </w:r>
     </w:p>
     <w:p>
       <w:pPr>
@@ -40,15 +43,7 @@
         </w:numPr>
       </w:pPr>
       <w:r>
-        <w:t xml:space="preserve">Create a file storage system with the </w:t>
-      </w:r>
-      <w:proofErr w:type="spellStart"/>
-      <w:r>
-        <w:t>aws</w:t>
-      </w:r>
-      <w:proofErr w:type="spellEnd"/>
-      <w:r>
-        <w:t xml:space="preserve"> s3( this will help to create a bucket for you file storage)</w:t>
+        <w:t>Create a file storage system with the aws s3( this will help to create a bucket for you file storage)</w:t>
       </w:r>
     </w:p>
     <w:p>
@@ -60,31 +55,7 @@
         </w:numPr>
       </w:pPr>
       <w:r>
-        <w:t xml:space="preserve">Create a cloud database with the </w:t>
-      </w:r>
-      <w:proofErr w:type="spellStart"/>
-      <w:r>
-        <w:t>aws</w:t>
-      </w:r>
-      <w:proofErr w:type="spellEnd"/>
-      <w:r>
-        <w:t xml:space="preserve"> </w:t>
-      </w:r>
-      <w:proofErr w:type="spellStart"/>
-      <w:r>
-        <w:t>rds</w:t>
-      </w:r>
-      <w:proofErr w:type="spellEnd"/>
-      <w:r>
-        <w:t xml:space="preserve"> and </w:t>
-      </w:r>
-      <w:proofErr w:type="spellStart"/>
-      <w:r>
-        <w:t>postgresql</w:t>
-      </w:r>
-      <w:proofErr w:type="spellEnd"/>
-      <w:r>
-        <w:t>( this will help with the cloud server and the cloud database)</w:t>
+        <w:t>Create a cloud database with the aws rds and postgresql( this will help with the cloud server and the cloud database)</w:t>
       </w:r>
     </w:p>
     <w:p>
@@ -96,15 +67,7 @@
         </w:numPr>
       </w:pPr>
       <w:r>
-        <w:t xml:space="preserve">Install Required Packages- </w:t>
-      </w:r>
-      <w:proofErr w:type="gramStart"/>
-      <w:r>
-        <w:t>This following packages</w:t>
-      </w:r>
-      <w:proofErr w:type="gramEnd"/>
-      <w:r>
-        <w:t xml:space="preserve"> will help you with the required frameworks you need in REST API.</w:t>
+        <w:t>Install Required Packages- This following packages will help you with the required frameworks you need in REST API.</w:t>
       </w:r>
     </w:p>
     <w:p>
@@ -116,13 +79,8 @@
         </w:numPr>
       </w:pPr>
       <w:r>
-        <w:t xml:space="preserve">pip install </w:t>
-      </w:r>
-      <w:proofErr w:type="spellStart"/>
-      <w:r>
-        <w:t>djangorestframework-simplejwt</w:t>
-      </w:r>
-      <w:proofErr w:type="spellEnd"/>
+        <w:t>pip install djangorestframework-simplejwt</w:t>
+      </w:r>
     </w:p>
     <w:p>
       <w:pPr>
@@ -133,13 +91,8 @@
         </w:numPr>
       </w:pPr>
       <w:r>
-        <w:t xml:space="preserve">pip install </w:t>
-      </w:r>
-      <w:proofErr w:type="spellStart"/>
-      <w:r>
-        <w:t>django</w:t>
-      </w:r>
-      <w:proofErr w:type="spellEnd"/>
+        <w:t>pip install django</w:t>
+      </w:r>
     </w:p>
     <w:p>
       <w:pPr>
@@ -150,15 +103,7 @@
         </w:numPr>
       </w:pPr>
       <w:r>
-        <w:t xml:space="preserve">pip install </w:t>
-      </w:r>
-      <w:proofErr w:type="spellStart"/>
-      <w:r>
-        <w:t>django</w:t>
-      </w:r>
-      <w:proofErr w:type="spellEnd"/>
-      <w:r>
-        <w:t>-storages</w:t>
+        <w:t>pip install django-storages</w:t>
       </w:r>
     </w:p>
     <w:p>
@@ -206,13 +151,8 @@
         </w:numPr>
       </w:pPr>
       <w:r>
-        <w:t xml:space="preserve">pip install </w:t>
-      </w:r>
-      <w:proofErr w:type="spellStart"/>
-      <w:r>
-        <w:t>djangorestframework</w:t>
-      </w:r>
-      <w:proofErr w:type="spellEnd"/>
+        <w:t>pip install djangorestframework</w:t>
+      </w:r>
     </w:p>
     <w:p>
       <w:pPr>

--- a/ProjectBackend/Technical Documentation.docx
+++ b/ProjectBackend/Technical Documentation.docx
@@ -43,7 +43,23 @@
         </w:numPr>
       </w:pPr>
       <w:r>
-        <w:t>Create a file storage system with the aws s3( this will help to create a bucket for you file storage)</w:t>
+        <w:t xml:space="preserve">Create a file storage system with the </w:t>
+      </w:r>
+      <w:proofErr w:type="spellStart"/>
+      <w:r>
+        <w:t>aws</w:t>
+      </w:r>
+      <w:proofErr w:type="spellEnd"/>
+      <w:r>
+        <w:t xml:space="preserve"> s</w:t>
+      </w:r>
+      <w:proofErr w:type="gramStart"/>
+      <w:r>
+        <w:t>3( this</w:t>
+      </w:r>
+      <w:proofErr w:type="gramEnd"/>
+      <w:r>
+        <w:t xml:space="preserve"> will help to create a bucket for you file storage)</w:t>
       </w:r>
     </w:p>
     <w:p>
@@ -55,7 +71,36 @@
         </w:numPr>
       </w:pPr>
       <w:r>
-        <w:t>Create a cloud database with the aws rds and postgresql( this will help with the cloud server and the cloud database)</w:t>
+        <w:t xml:space="preserve">Create a cloud database with the </w:t>
+      </w:r>
+      <w:proofErr w:type="spellStart"/>
+      <w:r>
+        <w:t>aws</w:t>
+      </w:r>
+      <w:proofErr w:type="spellEnd"/>
+      <w:r>
+        <w:t xml:space="preserve"> </w:t>
+      </w:r>
+      <w:proofErr w:type="spellStart"/>
+      <w:r>
+        <w:t>rds</w:t>
+      </w:r>
+      <w:proofErr w:type="spellEnd"/>
+      <w:r>
+        <w:t xml:space="preserve"> and </w:t>
+      </w:r>
+      <w:proofErr w:type="spellStart"/>
+      <w:proofErr w:type="gramStart"/>
+      <w:r>
+        <w:t>postgresql</w:t>
+      </w:r>
+      <w:proofErr w:type="spellEnd"/>
+      <w:r>
+        <w:t>( this</w:t>
+      </w:r>
+      <w:proofErr w:type="gramEnd"/>
+      <w:r>
+        <w:t xml:space="preserve"> will help with the cloud server and the cloud database)</w:t>
       </w:r>
     </w:p>
     <w:p>
@@ -67,7 +112,15 @@
         </w:numPr>
       </w:pPr>
       <w:r>
-        <w:t>Install Required Packages- This following packages will help you with the required frameworks you need in REST API.</w:t>
+        <w:t xml:space="preserve">Install Required Packages- </w:t>
+      </w:r>
+      <w:proofErr w:type="gramStart"/>
+      <w:r>
+        <w:t>This following packages</w:t>
+      </w:r>
+      <w:proofErr w:type="gramEnd"/>
+      <w:r>
+        <w:t xml:space="preserve"> will help you with the required frameworks you need in REST API.</w:t>
       </w:r>
     </w:p>
     <w:p>
@@ -79,8 +132,13 @@
         </w:numPr>
       </w:pPr>
       <w:r>
-        <w:t>pip install djangorestframework-simplejwt</w:t>
-      </w:r>
+        <w:t xml:space="preserve">pip install </w:t>
+      </w:r>
+      <w:proofErr w:type="spellStart"/>
+      <w:r>
+        <w:t>djangorestframework-simplejwt</w:t>
+      </w:r>
+      <w:proofErr w:type="spellEnd"/>
     </w:p>
     <w:p>
       <w:pPr>
@@ -91,8 +149,13 @@
         </w:numPr>
       </w:pPr>
       <w:r>
-        <w:t>pip install django</w:t>
-      </w:r>
+        <w:t xml:space="preserve">pip install </w:t>
+      </w:r>
+      <w:proofErr w:type="spellStart"/>
+      <w:r>
+        <w:t>django</w:t>
+      </w:r>
+      <w:proofErr w:type="spellEnd"/>
     </w:p>
     <w:p>
       <w:pPr>
@@ -103,7 +166,15 @@
         </w:numPr>
       </w:pPr>
       <w:r>
-        <w:t>pip install django-storages</w:t>
+        <w:t xml:space="preserve">pip install </w:t>
+      </w:r>
+      <w:proofErr w:type="spellStart"/>
+      <w:r>
+        <w:t>django</w:t>
+      </w:r>
+      <w:proofErr w:type="spellEnd"/>
+      <w:r>
+        <w:t>-storages</w:t>
       </w:r>
     </w:p>
     <w:p>
@@ -151,7 +222,24 @@
         </w:numPr>
       </w:pPr>
       <w:r>
-        <w:t>pip install djangorestframework</w:t>
+        <w:t xml:space="preserve">pip install </w:t>
+      </w:r>
+      <w:proofErr w:type="spellStart"/>
+      <w:r>
+        <w:t>djangorestframework</w:t>
+      </w:r>
+      <w:proofErr w:type="spellEnd"/>
+    </w:p>
+    <w:p>
+      <w:pPr>
+        <w:pStyle w:val="ListParagraph"/>
+        <w:numPr>
+          <w:ilvl w:val="2"/>
+          <w:numId w:val="1"/>
+        </w:numPr>
+      </w:pPr>
+      <w:r>
+        <w:t>pip install requests</w:t>
       </w:r>
     </w:p>
     <w:p>

--- a/ProjectBackend/Technical Documentation.docx
+++ b/ProjectBackend/Technical Documentation.docx
@@ -43,7 +43,21 @@
         </w:numPr>
       </w:pPr>
       <w:r>
-        <w:t>Create a file storage system with the aws s3( this will help to create a bucket for you file storage)</w:t>
+        <w:t xml:space="preserve">Create a file storage system with the </w:t>
+      </w:r>
+      <w:proofErr w:type="spellStart"/>
+      <w:r>
+        <w:t>aws</w:t>
+      </w:r>
+      <w:proofErr w:type="spellEnd"/>
+      <w:r>
+        <w:t xml:space="preserve"> s3( this will help to create a bucket for you</w:t>
+      </w:r>
+      <w:r>
+        <w:t>r</w:t>
+      </w:r>
+      <w:r>
+        <w:t xml:space="preserve"> file storage)</w:t>
       </w:r>
     </w:p>
     <w:p>
@@ -55,7 +69,31 @@
         </w:numPr>
       </w:pPr>
       <w:r>
-        <w:t>Create a cloud database with the aws rds and postgresql( this will help with the cloud server and the cloud database)</w:t>
+        <w:t xml:space="preserve">Create a cloud database with the </w:t>
+      </w:r>
+      <w:proofErr w:type="spellStart"/>
+      <w:r>
+        <w:t>aws</w:t>
+      </w:r>
+      <w:proofErr w:type="spellEnd"/>
+      <w:r>
+        <w:t xml:space="preserve"> </w:t>
+      </w:r>
+      <w:proofErr w:type="spellStart"/>
+      <w:r>
+        <w:t>rds</w:t>
+      </w:r>
+      <w:proofErr w:type="spellEnd"/>
+      <w:r>
+        <w:t xml:space="preserve"> and </w:t>
+      </w:r>
+      <w:proofErr w:type="spellStart"/>
+      <w:r>
+        <w:t>postgresql</w:t>
+      </w:r>
+      <w:proofErr w:type="spellEnd"/>
+      <w:r>
+        <w:t>( this will help with the cloud server and the cloud database)</w:t>
       </w:r>
     </w:p>
     <w:p>
@@ -67,7 +105,18 @@
         </w:numPr>
       </w:pPr>
       <w:r>
-        <w:t>Install Required Packages- This following packages will help you with the required frameworks you need in REST API.</w:t>
+        <w:t xml:space="preserve">Install Required Packages- </w:t>
+      </w:r>
+      <w:proofErr w:type="gramStart"/>
+      <w:r>
+        <w:t>This following packages</w:t>
+      </w:r>
+      <w:proofErr w:type="gramEnd"/>
+      <w:r>
+        <w:t xml:space="preserve"> will help you with the required frameworks you need in REST API.</w:t>
+      </w:r>
+      <w:r>
+        <w:t xml:space="preserve"> You will need python and pip to be setup.</w:t>
       </w:r>
     </w:p>
     <w:p>
@@ -79,8 +128,13 @@
         </w:numPr>
       </w:pPr>
       <w:r>
-        <w:t>pip install djangorestframework-simplejwt</w:t>
-      </w:r>
+        <w:t xml:space="preserve">pip install </w:t>
+      </w:r>
+      <w:proofErr w:type="spellStart"/>
+      <w:r>
+        <w:t>djangorestframework-simplejwt</w:t>
+      </w:r>
+      <w:proofErr w:type="spellEnd"/>
     </w:p>
     <w:p>
       <w:pPr>
@@ -91,8 +145,13 @@
         </w:numPr>
       </w:pPr>
       <w:r>
-        <w:t>pip install django</w:t>
-      </w:r>
+        <w:t xml:space="preserve">pip install </w:t>
+      </w:r>
+      <w:proofErr w:type="spellStart"/>
+      <w:r>
+        <w:t>django</w:t>
+      </w:r>
+      <w:proofErr w:type="spellEnd"/>
     </w:p>
     <w:p>
       <w:pPr>
@@ -103,7 +162,15 @@
         </w:numPr>
       </w:pPr>
       <w:r>
-        <w:t>pip install django-storages</w:t>
+        <w:t xml:space="preserve">pip install </w:t>
+      </w:r>
+      <w:proofErr w:type="spellStart"/>
+      <w:r>
+        <w:t>django</w:t>
+      </w:r>
+      <w:proofErr w:type="spellEnd"/>
+      <w:r>
+        <w:t>-storages</w:t>
       </w:r>
     </w:p>
     <w:p>
@@ -151,7 +218,24 @@
         </w:numPr>
       </w:pPr>
       <w:r>
-        <w:t>pip install djangorestframework</w:t>
+        <w:t xml:space="preserve">pip install </w:t>
+      </w:r>
+      <w:proofErr w:type="spellStart"/>
+      <w:r>
+        <w:t>djangorestframework</w:t>
+      </w:r>
+      <w:proofErr w:type="spellEnd"/>
+    </w:p>
+    <w:p>
+      <w:pPr>
+        <w:pStyle w:val="ListParagraph"/>
+        <w:numPr>
+          <w:ilvl w:val="2"/>
+          <w:numId w:val="1"/>
+        </w:numPr>
+      </w:pPr>
+      <w:r>
+        <w:t>pip install requests</w:t>
       </w:r>
     </w:p>
     <w:p>
@@ -170,6 +254,15 @@
       <w:pPr>
         <w:pStyle w:val="ListParagraph"/>
         <w:numPr>
+          <w:ilvl w:val="2"/>
+          <w:numId w:val="1"/>
+        </w:numPr>
+      </w:pPr>
+    </w:p>
+    <w:p>
+      <w:pPr>
+        <w:pStyle w:val="ListParagraph"/>
+        <w:numPr>
           <w:ilvl w:val="1"/>
           <w:numId w:val="1"/>
         </w:numPr>
@@ -177,6 +270,15 @@
       <w:r>
         <w:t>Implementation</w:t>
       </w:r>
+    </w:p>
+    <w:p>
+      <w:pPr>
+        <w:pStyle w:val="ListParagraph"/>
+        <w:numPr>
+          <w:ilvl w:val="2"/>
+          <w:numId w:val="1"/>
+        </w:numPr>
+      </w:pPr>
     </w:p>
     <w:p>
       <w:pPr>

--- a/ProjectBackend/Technical Documentation.docx
+++ b/ProjectBackend/Technical Documentation.docx
@@ -43,15 +43,7 @@
         </w:numPr>
       </w:pPr>
       <w:r>
-        <w:t xml:space="preserve">Create a file storage system with the </w:t>
-      </w:r>
-      <w:proofErr w:type="spellStart"/>
-      <w:r>
-        <w:t>aws</w:t>
-      </w:r>
-      <w:proofErr w:type="spellEnd"/>
-      <w:r>
-        <w:t xml:space="preserve"> s3( this will help to create a bucket for you</w:t>
+        <w:t>Create a file storage system with the aws s3( this will help to create a bucket for you</w:t>
       </w:r>
       <w:r>
         <w:t>r</w:t>
@@ -69,31 +61,7 @@
         </w:numPr>
       </w:pPr>
       <w:r>
-        <w:t xml:space="preserve">Create a cloud database with the </w:t>
-      </w:r>
-      <w:proofErr w:type="spellStart"/>
-      <w:r>
-        <w:t>aws</w:t>
-      </w:r>
-      <w:proofErr w:type="spellEnd"/>
-      <w:r>
-        <w:t xml:space="preserve"> </w:t>
-      </w:r>
-      <w:proofErr w:type="spellStart"/>
-      <w:r>
-        <w:t>rds</w:t>
-      </w:r>
-      <w:proofErr w:type="spellEnd"/>
-      <w:r>
-        <w:t xml:space="preserve"> and </w:t>
-      </w:r>
-      <w:proofErr w:type="spellStart"/>
-      <w:r>
-        <w:t>postgresql</w:t>
-      </w:r>
-      <w:proofErr w:type="spellEnd"/>
-      <w:r>
-        <w:t>( this will help with the cloud server and the cloud database)</w:t>
+        <w:t>Create a cloud database with the aws rds and postgresql( this will help with the cloud server and the cloud database)</w:t>
       </w:r>
     </w:p>
     <w:p>
@@ -105,15 +73,7 @@
         </w:numPr>
       </w:pPr>
       <w:r>
-        <w:t xml:space="preserve">Install Required Packages- </w:t>
-      </w:r>
-      <w:proofErr w:type="gramStart"/>
-      <w:r>
-        <w:t>This following packages</w:t>
-      </w:r>
-      <w:proofErr w:type="gramEnd"/>
-      <w:r>
-        <w:t xml:space="preserve"> will help you with the required frameworks you need in REST API.</w:t>
+        <w:t>Install Required Packages- This following packages will help you with the required frameworks you need in REST API.</w:t>
       </w:r>
       <w:r>
         <w:t xml:space="preserve"> You will need python and pip to be setup.</w:t>
@@ -128,13 +88,8 @@
         </w:numPr>
       </w:pPr>
       <w:r>
-        <w:t xml:space="preserve">pip install </w:t>
-      </w:r>
-      <w:proofErr w:type="spellStart"/>
-      <w:r>
-        <w:t>djangorestframework-simplejwt</w:t>
-      </w:r>
-      <w:proofErr w:type="spellEnd"/>
+        <w:t>pip install djangorestframework-simplejwt</w:t>
+      </w:r>
     </w:p>
     <w:p>
       <w:pPr>
@@ -145,13 +100,8 @@
         </w:numPr>
       </w:pPr>
       <w:r>
-        <w:t xml:space="preserve">pip install </w:t>
-      </w:r>
-      <w:proofErr w:type="spellStart"/>
-      <w:r>
-        <w:t>django</w:t>
-      </w:r>
-      <w:proofErr w:type="spellEnd"/>
+        <w:t>pip install django</w:t>
+      </w:r>
     </w:p>
     <w:p>
       <w:pPr>
@@ -162,15 +112,7 @@
         </w:numPr>
       </w:pPr>
       <w:r>
-        <w:t xml:space="preserve">pip install </w:t>
-      </w:r>
-      <w:proofErr w:type="spellStart"/>
-      <w:r>
-        <w:t>django</w:t>
-      </w:r>
-      <w:proofErr w:type="spellEnd"/>
-      <w:r>
-        <w:t>-storages</w:t>
+        <w:t>pip install django-storages</w:t>
       </w:r>
     </w:p>
     <w:p>
@@ -218,13 +160,8 @@
         </w:numPr>
       </w:pPr>
       <w:r>
-        <w:t xml:space="preserve">pip install </w:t>
-      </w:r>
-      <w:proofErr w:type="spellStart"/>
-      <w:r>
-        <w:t>djangorestframework</w:t>
-      </w:r>
-      <w:proofErr w:type="spellEnd"/>
+        <w:t>pip install djangorestframework</w:t>
+      </w:r>
     </w:p>
     <w:p>
       <w:pPr>
@@ -236,6 +173,18 @@
       </w:pPr>
       <w:r>
         <w:t>pip install requests</w:t>
+      </w:r>
+    </w:p>
+    <w:p>
+      <w:pPr>
+        <w:pStyle w:val="ListParagraph"/>
+        <w:numPr>
+          <w:ilvl w:val="2"/>
+          <w:numId w:val="1"/>
+        </w:numPr>
+      </w:pPr>
+      <w:r>
+        <w:t>pip install gunicorn</w:t>
       </w:r>
     </w:p>
     <w:p>
